--- a/modele/Sesizare_ANAP.docx
+++ b/modele/Sesizare_ANAP.docx
@@ -255,6 +255,15 @@
       </w:pPr>
       <w:r>
         <w:t xml:space="preserve">Vă rog să îmi comunicați modul de soluționare la adresa de e-mail de mai sus.</w:t>
+      </w:r>
+    </w:p>
+    <w:p>
+      <w:pPr>
+        <w:spacing w:after="120" w:line="300"/>
+        <w:jc w:val="both"/>
+      </w:pPr>
+      <w:r>
+        <w:t xml:space="preserve">Vă rog să îmi comunicați numărul de înregistrare al prezentului document la adresa de e-mail de mai sus.</w:t>
       </w:r>
     </w:p>
     <w:p/>
@@ -349,7 +358,7 @@
         <w:sz w:val="16"/>
         <w:szCs w:val="16"/>
       </w:rPr>
-      <w:t xml:space="preserve">Model orientativ pus la dispoziție de transparenta-pantelimon.eu. Nu reprezintă consultanță juridică. Textul a fost redactat cu ajutorul unui instrument AI și revizuit; verificați datele, completați câmpurile marcate cu galben și adaptați-l situației dumneavoastră înainte de depunere. Datele de contact ale instituțiilor au fost preluate de pe site-urile oficiale la 28.09.2026 — verificați-le înainte de trimitere.</w:t>
+      <w:t xml:space="preserve">Model orientativ pus la dispoziție de transparenta-pantelimon.eu. Nu reprezintă consultanță juridică. Textul a fost redactat cu ajutorul unui instrument AI și revizuit; verificați datele, completați câmpurile marcate cu galben și adaptați-l situației dumneavoastră înainte de depunere. Datele de contact ale instituțiilor au fost preluate de pe site-urile oficiale la 28.09.2026 — verificați-le înainte de trimitere. Sfat: cereți și păstrați numărul de înregistrare primit de la instituție.</w:t>
     </w:r>
   </w:p>
 </w:ftr>
